--- a/scripts-and-commands.docx
+++ b/scripts-and-commands.docx
@@ -1173,102 +1173,102 @@
           <w:rFonts w:hint="eastAsia" w:ascii="Times New Roman" w:hAnsi="Times New Roman" w:cs="Times New Roman"/>
           <w:lang w:val="en-US" w:eastAsia="zh-CN"/>
         </w:rPr>
-        <w:t>.gz, AHTanAm.mdcrd.gz) are deposited in ScienceDB (https://doi.org/10.57760/sciencedb.33140)</w:t>
+        <w:t>.gz, AHTanAm.mdcrd.gz) are deposited in zenodo (https://zenodo.org/records/18042401)</w:t>
+      </w:r>
+    </w:p>
+    <w:p>
+      <w:pPr>
+        <w:rPr>
+          <w:rFonts w:hint="default" w:ascii="Times New Roman" w:hAnsi="Times New Roman" w:cs="Times New Roman"/>
+          <w:lang w:val="en-US" w:eastAsia="zh-CN"/>
+        </w:rPr>
+      </w:pPr>
+    </w:p>
+    <w:p>
+      <w:pPr>
+        <w:rPr>
+          <w:rFonts w:hint="default" w:ascii="Times New Roman" w:hAnsi="Times New Roman" w:cs="Times New Roman"/>
+          <w:lang w:val="en-US" w:eastAsia="zh-CN"/>
+        </w:rPr>
+      </w:pPr>
+      <w:r>
+        <w:rPr>
+          <w:rFonts w:hint="default" w:ascii="Times New Roman" w:hAnsi="Times New Roman" w:cs="Times New Roman"/>
+          <w:b/>
+          <w:bCs/>
+          <w:lang w:val="en-US" w:eastAsia="zh-CN"/>
+        </w:rPr>
+        <w:t>2. RMSD Analysis using CPPTRAJ</w:t>
+      </w:r>
+    </w:p>
+    <w:p>
+      <w:pPr>
+        <w:rPr>
+          <w:rFonts w:hint="default" w:ascii="Times New Roman" w:hAnsi="Times New Roman" w:cs="Times New Roman"/>
+          <w:lang w:val="en-US" w:eastAsia="zh-CN"/>
+        </w:rPr>
+      </w:pPr>
+      <w:r>
+        <w:rPr>
+          <w:rFonts w:hint="default" w:ascii="Times New Roman" w:hAnsi="Times New Roman" w:cs="Times New Roman"/>
+          <w:lang w:val="en-US" w:eastAsia="zh-CN"/>
+        </w:rPr>
+        <w:t>Root-mean-square deviation (RMSD) was calculated for each trajectory relative to the first frame, considering protein backbone atoms (C, CA, N):</w:t>
+      </w:r>
+    </w:p>
+    <w:p>
+      <w:pPr>
+        <w:rPr>
+          <w:rFonts w:hint="default" w:ascii="Times New Roman" w:hAnsi="Times New Roman" w:cs="Times New Roman"/>
+          <w:lang w:val="en-US" w:eastAsia="zh-CN"/>
+        </w:rPr>
+      </w:pPr>
+    </w:p>
+    <w:p>
+      <w:pPr>
+        <w:rPr>
+          <w:rFonts w:hint="default" w:ascii="Times New Roman" w:hAnsi="Times New Roman" w:cs="Times New Roman"/>
+          <w:lang w:val="en-US" w:eastAsia="zh-CN"/>
+        </w:rPr>
+      </w:pPr>
+      <w:r>
+        <w:rPr>
+          <w:rFonts w:hint="default" w:ascii="Times New Roman" w:hAnsi="Times New Roman" w:cs="Times New Roman"/>
+          <w:lang w:val="en-US" w:eastAsia="zh-CN"/>
+        </w:rPr>
+        <w:t>#Command</w:t>
+      </w:r>
+    </w:p>
+    <w:p>
+      <w:pPr>
+        <w:rPr>
+          <w:rFonts w:hint="default" w:ascii="Times New Roman" w:hAnsi="Times New Roman" w:cs="Times New Roman"/>
+          <w:lang w:val="en-US" w:eastAsia="zh-CN"/>
+        </w:rPr>
+      </w:pPr>
+      <w:r>
+        <w:rPr>
+          <w:rFonts w:hint="default" w:ascii="Times New Roman" w:hAnsi="Times New Roman" w:cs="Times New Roman"/>
+          <w:lang w:val="en-US" w:eastAsia="zh-CN"/>
+        </w:rPr>
+        <w:t xml:space="preserve">cpptraj -i </w:t>
+      </w:r>
+      <w:r>
+        <w:rPr>
+          <w:rFonts w:hint="eastAsia" w:ascii="Times New Roman" w:hAnsi="Times New Roman" w:cs="Times New Roman"/>
+          <w:lang w:val="en-US" w:eastAsia="zh-CN"/>
+        </w:rPr>
+        <w:t>p</w:t>
+      </w:r>
+      <w:r>
+        <w:rPr>
+          <w:rFonts w:hint="default" w:ascii="Times New Roman" w:hAnsi="Times New Roman" w:cs="Times New Roman"/>
+          <w:lang w:val="en-US" w:eastAsia="zh-CN"/>
+        </w:rPr>
+        <w:t>arameters</w:t>
       </w:r>
       <w:bookmarkStart w:id="0" w:name="_GoBack"/>
       <w:bookmarkEnd w:id="0"/>
-    </w:p>
-    <w:p>
-      <w:pPr>
-        <w:rPr>
-          <w:rFonts w:hint="default" w:ascii="Times New Roman" w:hAnsi="Times New Roman" w:cs="Times New Roman"/>
-          <w:lang w:val="en-US" w:eastAsia="zh-CN"/>
-        </w:rPr>
-      </w:pPr>
-    </w:p>
-    <w:p>
-      <w:pPr>
-        <w:rPr>
-          <w:rFonts w:hint="default" w:ascii="Times New Roman" w:hAnsi="Times New Roman" w:cs="Times New Roman"/>
-          <w:lang w:val="en-US" w:eastAsia="zh-CN"/>
-        </w:rPr>
-      </w:pPr>
-      <w:r>
-        <w:rPr>
-          <w:rFonts w:hint="default" w:ascii="Times New Roman" w:hAnsi="Times New Roman" w:cs="Times New Roman"/>
-          <w:b/>
-          <w:bCs/>
-          <w:lang w:val="en-US" w:eastAsia="zh-CN"/>
-        </w:rPr>
-        <w:t>2. RMSD Analysis using CPPTRAJ</w:t>
-      </w:r>
-    </w:p>
-    <w:p>
-      <w:pPr>
-        <w:rPr>
-          <w:rFonts w:hint="default" w:ascii="Times New Roman" w:hAnsi="Times New Roman" w:cs="Times New Roman"/>
-          <w:lang w:val="en-US" w:eastAsia="zh-CN"/>
-        </w:rPr>
-      </w:pPr>
-      <w:r>
-        <w:rPr>
-          <w:rFonts w:hint="default" w:ascii="Times New Roman" w:hAnsi="Times New Roman" w:cs="Times New Roman"/>
-          <w:lang w:val="en-US" w:eastAsia="zh-CN"/>
-        </w:rPr>
-        <w:t>Root-mean-square deviation (RMSD) was calculated for each trajectory relative to the first frame, considering protein backbone atoms (C, CA, N):</w:t>
-      </w:r>
-    </w:p>
-    <w:p>
-      <w:pPr>
-        <w:rPr>
-          <w:rFonts w:hint="default" w:ascii="Times New Roman" w:hAnsi="Times New Roman" w:cs="Times New Roman"/>
-          <w:lang w:val="en-US" w:eastAsia="zh-CN"/>
-        </w:rPr>
-      </w:pPr>
-    </w:p>
-    <w:p>
-      <w:pPr>
-        <w:rPr>
-          <w:rFonts w:hint="default" w:ascii="Times New Roman" w:hAnsi="Times New Roman" w:cs="Times New Roman"/>
-          <w:lang w:val="en-US" w:eastAsia="zh-CN"/>
-        </w:rPr>
-      </w:pPr>
-      <w:r>
-        <w:rPr>
-          <w:rFonts w:hint="default" w:ascii="Times New Roman" w:hAnsi="Times New Roman" w:cs="Times New Roman"/>
-          <w:lang w:val="en-US" w:eastAsia="zh-CN"/>
-        </w:rPr>
-        <w:t>#Command</w:t>
-      </w:r>
-    </w:p>
-    <w:p>
-      <w:pPr>
-        <w:rPr>
-          <w:rFonts w:hint="default" w:ascii="Times New Roman" w:hAnsi="Times New Roman" w:cs="Times New Roman"/>
-          <w:lang w:val="en-US" w:eastAsia="zh-CN"/>
-        </w:rPr>
-      </w:pPr>
-      <w:r>
-        <w:rPr>
-          <w:rFonts w:hint="default" w:ascii="Times New Roman" w:hAnsi="Times New Roman" w:cs="Times New Roman"/>
-          <w:lang w:val="en-US" w:eastAsia="zh-CN"/>
-        </w:rPr>
-        <w:t xml:space="preserve">cpptraj -i </w:t>
-      </w:r>
-      <w:r>
-        <w:rPr>
-          <w:rFonts w:hint="eastAsia" w:ascii="Times New Roman" w:hAnsi="Times New Roman" w:cs="Times New Roman"/>
-          <w:lang w:val="en-US" w:eastAsia="zh-CN"/>
-        </w:rPr>
-        <w:t>p</w:t>
-      </w:r>
-      <w:r>
-        <w:rPr>
-          <w:rFonts w:hint="default" w:ascii="Times New Roman" w:hAnsi="Times New Roman" w:cs="Times New Roman"/>
-          <w:lang w:val="en-US" w:eastAsia="zh-CN"/>
-        </w:rPr>
-        <w:t>arameters</w:t>
-      </w:r>
     </w:p>
     <w:p>
       <w:pPr>
